--- a/document_templates/Contracts-deferral/individual_business/contract_individual_business.docx
+++ b/document_templates/Contracts-deferral/individual_business/contract_individual_business.docx
@@ -1467,7 +1467,7 @@
           <w:shd w:val="clear" w:fill="auto"/>
           <w:lang w:val="en-US"/>
         </w:rPr>
-        <w:t>Différé partiel</w:t>
+        <w:t>Différé</w:t>
       </w:r>
       <w:r>
         <w:rPr>
@@ -1511,7 +1511,18 @@
           <w:shd w:val="clear" w:fill="auto"/>
           <w:lang w:val="en-US"/>
         </w:rPr>
-        <w:t>:${</w:t>
+        <w:tab/>
+      </w:r>
+      <w:r>
+        <w:rPr>
+          <w:rFonts w:hint="default" w:ascii="Times New Roman" w:hAnsi="Times New Roman" w:cs="Times New Roman"/>
+          <w:b/>
+          <w:sz w:val="24"/>
+          <w:szCs w:val="24"/>
+          <w:shd w:val="clear" w:fill="auto"/>
+          <w:lang w:val="en-US"/>
+        </w:rPr>
+        <w:t>: ${</w:t>
       </w:r>
       <w:r>
         <w:rPr>
@@ -1532,7 +1543,18 @@
           <w:shd w:val="clear" w:fill="auto"/>
           <w:lang w:val="en-US"/>
         </w:rPr>
-        <w:t>.number_deferred} mois</w:t>
+        <w:t>.number_deferred</w:t>
+      </w:r>
+      <w:r>
+        <w:rPr>
+          <w:rFonts w:hint="default" w:ascii="Times New Roman" w:hAnsi="Times New Roman" w:cs="Times New Roman"/>
+          <w:b/>
+          <w:sz w:val="24"/>
+          <w:szCs w:val="24"/>
+          <w:shd w:val="clear" w:fill="auto"/>
+          <w:lang w:val="en-US"/>
+        </w:rPr>
+        <w:t>} mois</w:t>
       </w:r>
     </w:p>
     <w:p>
@@ -1596,6 +1618,8 @@
         </w:rPr>
         <w:tab/>
       </w:r>
+      <w:bookmarkStart w:id="10" w:name="_GoBack"/>
+      <w:bookmarkEnd w:id="10"/>
       <w:r>
         <w:rPr>
           <w:rFonts w:hint="default" w:ascii="Times New Roman" w:hAnsi="Times New Roman" w:cs="Times New Roman"/>
@@ -2660,20 +2684,7 @@
           <w:shd w:val="clear" w:fill="auto"/>
           <w:lang w:val="en-US"/>
         </w:rPr>
-        <w:t xml:space="preserve"> ${deferr</w:t>
-      </w:r>
-      <w:bookmarkStart w:id="10" w:name="_GoBack"/>
-      <w:bookmarkEnd w:id="10"/>
-      <w:r>
-        <w:rPr>
-          <w:rFonts w:hint="default" w:ascii="Times New Roman" w:hAnsi="Times New Roman" w:cs="Times New Roman"/>
-          <w:b/>
-          <w:sz w:val="24"/>
-          <w:szCs w:val="24"/>
-          <w:shd w:val="clear" w:fill="auto"/>
-          <w:lang w:val="en-US"/>
-        </w:rPr>
-        <w:t>ed_amount} (${defered_amount.fr}) les ${nb_of_deferred_plus} premiers mois et</w:t>
+        <w:t xml:space="preserve"> ${deferred_amount} (${deferred_amount.fr}) F CFA ${number_deferred_fr} et</w:t>
       </w:r>
       <w:r>
         <w:rPr>
@@ -4139,7 +4150,7 @@
         <w:spacing w:line="240" w:lineRule="auto"/>
         <w:jc w:val="both"/>
         <w:rPr>
-          <w:rFonts w:ascii="Times New Roman" w:hAnsi="Times New Roman"/>
+          <w:rFonts w:hint="default" w:ascii="Times New Roman" w:hAnsi="Times New Roman" w:cs="Times New Roman"/>
           <w:b/>
           <w:bCs/>
           <w:sz w:val="24"/>
@@ -4148,7 +4159,7 @@
       </w:pPr>
       <w:r>
         <w:rPr>
-          <w:rFonts w:ascii="Times New Roman" w:hAnsi="Times New Roman"/>
+          <w:rFonts w:hint="default" w:ascii="Times New Roman" w:hAnsi="Times New Roman" w:cs="Times New Roman"/>
           <w:b/>
           <w:bCs/>
           <w:sz w:val="24"/>
@@ -4158,7 +4169,7 @@
       </w:r>
       <w:r>
         <w:rPr>
-          <w:rFonts w:ascii="Times New Roman" w:hAnsi="Times New Roman"/>
+          <w:rFonts w:hint="default" w:ascii="Times New Roman" w:hAnsi="Times New Roman" w:cs="Times New Roman"/>
           <w:b/>
           <w:bCs/>
           <w:sz w:val="24"/>
@@ -4173,14 +4184,14 @@
         <w:spacing w:line="240" w:lineRule="auto"/>
         <w:jc w:val="both"/>
         <w:rPr>
-          <w:rFonts w:ascii="Times New Roman" w:hAnsi="Times New Roman"/>
-          <w:sz w:val="24"/>
-          <w:szCs w:val="24"/>
-        </w:rPr>
-      </w:pPr>
-      <w:r>
-        <w:rPr>
-          <w:rFonts w:ascii="Times New Roman" w:hAnsi="Times New Roman"/>
+          <w:rFonts w:hint="default" w:ascii="Times New Roman" w:hAnsi="Times New Roman" w:cs="Times New Roman"/>
+          <w:sz w:val="24"/>
+          <w:szCs w:val="24"/>
+        </w:rPr>
+      </w:pPr>
+      <w:r>
+        <w:rPr>
+          <w:rFonts w:hint="default" w:ascii="Times New Roman" w:hAnsi="Times New Roman" w:cs="Times New Roman"/>
           <w:sz w:val="24"/>
           <w:szCs w:val="24"/>
         </w:rPr>
@@ -4192,14 +4203,14 @@
         <w:spacing w:line="240" w:lineRule="auto"/>
         <w:jc w:val="both"/>
         <w:rPr>
-          <w:rFonts w:ascii="Times New Roman" w:hAnsi="Times New Roman"/>
-          <w:sz w:val="24"/>
-          <w:szCs w:val="24"/>
-        </w:rPr>
-      </w:pPr>
-      <w:r>
-        <w:rPr>
-          <w:rFonts w:ascii="Times New Roman" w:hAnsi="Times New Roman"/>
+          <w:rFonts w:hint="default" w:ascii="Times New Roman" w:hAnsi="Times New Roman" w:cs="Times New Roman"/>
+          <w:sz w:val="24"/>
+          <w:szCs w:val="24"/>
+        </w:rPr>
+      </w:pPr>
+      <w:r>
+        <w:rPr>
+          <w:rFonts w:hint="default" w:ascii="Times New Roman" w:hAnsi="Times New Roman" w:cs="Times New Roman"/>
           <w:sz w:val="24"/>
           <w:szCs w:val="24"/>
         </w:rPr>
@@ -4237,14 +4248,14 @@
         <w:spacing w:line="240" w:lineRule="auto"/>
         <w:jc w:val="both"/>
         <w:rPr>
-          <w:rFonts w:ascii="Times New Roman" w:hAnsi="Times New Roman"/>
-          <w:sz w:val="24"/>
-          <w:szCs w:val="24"/>
-        </w:rPr>
-      </w:pPr>
-      <w:r>
-        <w:rPr>
-          <w:rFonts w:ascii="Times New Roman" w:hAnsi="Times New Roman"/>
+          <w:rFonts w:hint="default" w:ascii="Times New Roman" w:hAnsi="Times New Roman" w:cs="Times New Roman"/>
+          <w:sz w:val="24"/>
+          <w:szCs w:val="24"/>
+        </w:rPr>
+      </w:pPr>
+      <w:r>
+        <w:rPr>
+          <w:rFonts w:hint="default" w:ascii="Times New Roman" w:hAnsi="Times New Roman" w:cs="Times New Roman"/>
           <w:b/>
           <w:sz w:val="24"/>
           <w:szCs w:val="24"/>
@@ -4253,7 +4264,7 @@
       </w:r>
       <w:r>
         <w:rPr>
-          <w:rFonts w:ascii="Times New Roman" w:hAnsi="Times New Roman"/>
+          <w:rFonts w:hint="default" w:ascii="Times New Roman" w:hAnsi="Times New Roman" w:cs="Times New Roman"/>
           <w:sz w:val="24"/>
           <w:szCs w:val="24"/>
         </w:rPr>
@@ -4261,7 +4272,7 @@
       </w:r>
       <w:r>
         <w:rPr>
-          <w:rFonts w:ascii="Times New Roman" w:hAnsi="Times New Roman"/>
+          <w:rFonts w:hint="default" w:ascii="Times New Roman" w:hAnsi="Times New Roman" w:cs="Times New Roman"/>
           <w:b/>
           <w:bCs/>
           <w:sz w:val="24"/>
@@ -4276,14 +4287,14 @@
         <w:spacing w:line="240" w:lineRule="auto"/>
         <w:jc w:val="both"/>
         <w:rPr>
-          <w:rFonts w:ascii="Times New Roman" w:hAnsi="Times New Roman"/>
-          <w:sz w:val="24"/>
-          <w:szCs w:val="24"/>
-        </w:rPr>
-      </w:pPr>
-      <w:r>
-        <w:rPr>
-          <w:rFonts w:ascii="Times New Roman" w:hAnsi="Times New Roman"/>
+          <w:rFonts w:hint="default" w:ascii="Times New Roman" w:hAnsi="Times New Roman" w:cs="Times New Roman"/>
+          <w:sz w:val="24"/>
+          <w:szCs w:val="24"/>
+        </w:rPr>
+      </w:pPr>
+      <w:r>
+        <w:rPr>
+          <w:rFonts w:hint="default" w:ascii="Times New Roman" w:hAnsi="Times New Roman" w:cs="Times New Roman"/>
           <w:sz w:val="24"/>
           <w:szCs w:val="24"/>
         </w:rPr>
@@ -4299,14 +4310,14 @@
         <w:spacing w:after="0" w:line="240" w:lineRule="auto"/>
         <w:jc w:val="both"/>
         <w:rPr>
-          <w:rFonts w:ascii="Times New Roman" w:hAnsi="Times New Roman"/>
-          <w:sz w:val="24"/>
-          <w:szCs w:val="24"/>
-        </w:rPr>
-      </w:pPr>
-      <w:r>
-        <w:rPr>
-          <w:rFonts w:ascii="Times New Roman" w:hAnsi="Times New Roman"/>
+          <w:rFonts w:hint="default" w:ascii="Times New Roman" w:hAnsi="Times New Roman" w:cs="Times New Roman"/>
+          <w:sz w:val="24"/>
+          <w:szCs w:val="24"/>
+        </w:rPr>
+      </w:pPr>
+      <w:r>
+        <w:rPr>
+          <w:rFonts w:hint="default" w:ascii="Times New Roman" w:hAnsi="Times New Roman" w:cs="Times New Roman"/>
           <w:sz w:val="24"/>
           <w:szCs w:val="24"/>
         </w:rPr>
@@ -4322,14 +4333,14 @@
         <w:spacing w:after="0" w:line="240" w:lineRule="auto"/>
         <w:jc w:val="both"/>
         <w:rPr>
-          <w:rFonts w:ascii="Times New Roman" w:hAnsi="Times New Roman"/>
-          <w:sz w:val="24"/>
-          <w:szCs w:val="24"/>
-        </w:rPr>
-      </w:pPr>
-      <w:r>
-        <w:rPr>
-          <w:rFonts w:ascii="Times New Roman" w:hAnsi="Times New Roman"/>
+          <w:rFonts w:hint="default" w:ascii="Times New Roman" w:hAnsi="Times New Roman" w:cs="Times New Roman"/>
+          <w:sz w:val="24"/>
+          <w:szCs w:val="24"/>
+        </w:rPr>
+      </w:pPr>
+      <w:r>
+        <w:rPr>
+          <w:rFonts w:hint="default" w:ascii="Times New Roman" w:hAnsi="Times New Roman" w:cs="Times New Roman"/>
           <w:sz w:val="24"/>
           <w:szCs w:val="24"/>
         </w:rPr>
@@ -4345,14 +4356,14 @@
         <w:spacing w:after="0" w:line="240" w:lineRule="auto"/>
         <w:jc w:val="both"/>
         <w:rPr>
-          <w:rFonts w:ascii="Times New Roman" w:hAnsi="Times New Roman"/>
-          <w:sz w:val="24"/>
-          <w:szCs w:val="24"/>
-        </w:rPr>
-      </w:pPr>
-      <w:r>
-        <w:rPr>
-          <w:rFonts w:ascii="Times New Roman" w:hAnsi="Times New Roman"/>
+          <w:rFonts w:hint="default" w:ascii="Times New Roman" w:hAnsi="Times New Roman" w:cs="Times New Roman"/>
+          <w:sz w:val="24"/>
+          <w:szCs w:val="24"/>
+        </w:rPr>
+      </w:pPr>
+      <w:r>
+        <w:rPr>
+          <w:rFonts w:hint="default" w:ascii="Times New Roman" w:hAnsi="Times New Roman" w:cs="Times New Roman"/>
           <w:sz w:val="24"/>
           <w:szCs w:val="24"/>
         </w:rPr>
@@ -4368,14 +4379,14 @@
         <w:spacing w:after="0" w:line="240" w:lineRule="auto"/>
         <w:jc w:val="both"/>
         <w:rPr>
-          <w:rFonts w:ascii="Times New Roman" w:hAnsi="Times New Roman"/>
-          <w:sz w:val="24"/>
-          <w:szCs w:val="24"/>
-        </w:rPr>
-      </w:pPr>
-      <w:r>
-        <w:rPr>
-          <w:rFonts w:ascii="Times New Roman" w:hAnsi="Times New Roman"/>
+          <w:rFonts w:hint="default" w:ascii="Times New Roman" w:hAnsi="Times New Roman" w:cs="Times New Roman"/>
+          <w:sz w:val="24"/>
+          <w:szCs w:val="24"/>
+        </w:rPr>
+      </w:pPr>
+      <w:r>
+        <w:rPr>
+          <w:rFonts w:hint="default" w:ascii="Times New Roman" w:hAnsi="Times New Roman" w:cs="Times New Roman"/>
           <w:sz w:val="24"/>
           <w:szCs w:val="24"/>
         </w:rPr>
@@ -4391,14 +4402,14 @@
         <w:spacing w:after="0" w:line="240" w:lineRule="auto"/>
         <w:jc w:val="both"/>
         <w:rPr>
-          <w:rFonts w:ascii="Times New Roman" w:hAnsi="Times New Roman"/>
-          <w:sz w:val="24"/>
-          <w:szCs w:val="24"/>
-        </w:rPr>
-      </w:pPr>
-      <w:r>
-        <w:rPr>
-          <w:rFonts w:ascii="Times New Roman" w:hAnsi="Times New Roman"/>
+          <w:rFonts w:hint="default" w:ascii="Times New Roman" w:hAnsi="Times New Roman" w:cs="Times New Roman"/>
+          <w:sz w:val="24"/>
+          <w:szCs w:val="24"/>
+        </w:rPr>
+      </w:pPr>
+      <w:r>
+        <w:rPr>
+          <w:rFonts w:hint="default" w:ascii="Times New Roman" w:hAnsi="Times New Roman" w:cs="Times New Roman"/>
           <w:sz w:val="24"/>
           <w:szCs w:val="24"/>
         </w:rPr>
@@ -4411,7 +4422,7 @@
         <w:ind w:left="720"/>
         <w:jc w:val="both"/>
         <w:rPr>
-          <w:rFonts w:ascii="Times New Roman" w:hAnsi="Times New Roman"/>
+          <w:rFonts w:hint="default" w:ascii="Times New Roman" w:hAnsi="Times New Roman" w:cs="Times New Roman"/>
           <w:sz w:val="24"/>
           <w:szCs w:val="24"/>
         </w:rPr>
@@ -4426,14 +4437,14 @@
         <w:spacing w:after="0" w:line="240" w:lineRule="auto"/>
         <w:jc w:val="both"/>
         <w:rPr>
-          <w:rFonts w:ascii="Times New Roman" w:hAnsi="Times New Roman"/>
-          <w:sz w:val="24"/>
-          <w:szCs w:val="24"/>
-        </w:rPr>
-      </w:pPr>
-      <w:r>
-        <w:rPr>
-          <w:rFonts w:ascii="Times New Roman" w:hAnsi="Times New Roman"/>
+          <w:rFonts w:hint="default" w:ascii="Times New Roman" w:hAnsi="Times New Roman" w:cs="Times New Roman"/>
+          <w:sz w:val="24"/>
+          <w:szCs w:val="24"/>
+        </w:rPr>
+      </w:pPr>
+      <w:r>
+        <w:rPr>
+          <w:rFonts w:hint="default" w:ascii="Times New Roman" w:hAnsi="Times New Roman" w:cs="Times New Roman"/>
           <w:sz w:val="24"/>
           <w:szCs w:val="24"/>
         </w:rPr>
@@ -4449,14 +4460,14 @@
         <w:spacing w:after="0" w:line="240" w:lineRule="auto"/>
         <w:jc w:val="both"/>
         <w:rPr>
-          <w:rFonts w:ascii="Times New Roman" w:hAnsi="Times New Roman"/>
-          <w:sz w:val="24"/>
-          <w:szCs w:val="24"/>
-        </w:rPr>
-      </w:pPr>
-      <w:r>
-        <w:rPr>
-          <w:rFonts w:ascii="Times New Roman" w:hAnsi="Times New Roman"/>
+          <w:rFonts w:hint="default" w:ascii="Times New Roman" w:hAnsi="Times New Roman" w:cs="Times New Roman"/>
+          <w:sz w:val="24"/>
+          <w:szCs w:val="24"/>
+        </w:rPr>
+      </w:pPr>
+      <w:r>
+        <w:rPr>
+          <w:rFonts w:hint="default" w:ascii="Times New Roman" w:hAnsi="Times New Roman" w:cs="Times New Roman"/>
           <w:sz w:val="24"/>
           <w:szCs w:val="24"/>
         </w:rPr>

--- a/document_templates/Contracts-deferral/individual_business/contract_individual_business.docx
+++ b/document_templates/Contracts-deferral/individual_business/contract_individual_business.docx
@@ -176,8 +176,22 @@
           <w:szCs w:val="24"/>
           <w:highlight w:val="none"/>
         </w:rPr>
-        <w:t>Monsieur Mélaine Marcel Séraphin DIGBE</w:t>
-      </w:r>
+        <w:t xml:space="preserve">Monsieur </w:t>
+      </w:r>
+      <w:r>
+        <w:rPr>
+          <w:rFonts w:hint="default" w:ascii="Times New Roman" w:hAnsi="Times New Roman" w:cs="Times New Roman"/>
+          <w:b/>
+          <w:bCs/>
+          <w:iCs/>
+          <w:sz w:val="24"/>
+          <w:szCs w:val="24"/>
+          <w:highlight w:val="none"/>
+        </w:rPr>
+        <w:t>Pascal KOVE</w:t>
+      </w:r>
+      <w:bookmarkStart w:id="10" w:name="_GoBack"/>
+      <w:bookmarkEnd w:id="10"/>
       <w:r>
         <w:rPr>
           <w:rFonts w:hint="default" w:ascii="Times New Roman" w:hAnsi="Times New Roman" w:cs="Times New Roman"/>
@@ -1543,18 +1557,7 @@
           <w:shd w:val="clear" w:fill="auto"/>
           <w:lang w:val="en-US"/>
         </w:rPr>
-        <w:t>.number_deferred</w:t>
-      </w:r>
-      <w:r>
-        <w:rPr>
-          <w:rFonts w:hint="default" w:ascii="Times New Roman" w:hAnsi="Times New Roman" w:cs="Times New Roman"/>
-          <w:b/>
-          <w:sz w:val="24"/>
-          <w:szCs w:val="24"/>
-          <w:shd w:val="clear" w:fill="auto"/>
-          <w:lang w:val="en-US"/>
-        </w:rPr>
-        <w:t>} mois</w:t>
+        <w:t>.number_deferred} mois</w:t>
       </w:r>
     </w:p>
     <w:p>
@@ -1618,8 +1621,6 @@
         </w:rPr>
         <w:tab/>
       </w:r>
-      <w:bookmarkStart w:id="10" w:name="_GoBack"/>
-      <w:bookmarkEnd w:id="10"/>
       <w:r>
         <w:rPr>
           <w:rFonts w:hint="default" w:ascii="Times New Roman" w:hAnsi="Times New Roman" w:cs="Times New Roman"/>

--- a/document_templates/Contracts-deferral/individual_business/contract_individual_business.docx
+++ b/document_templates/Contracts-deferral/individual_business/contract_individual_business.docx
@@ -152,6 +152,7 @@
           <w:sz w:val="24"/>
           <w:szCs w:val="24"/>
           <w:highlight w:val="none"/>
+          <w:lang w:val="en-US"/>
         </w:rPr>
       </w:pPr>
       <w:r>
@@ -190,8 +191,6 @@
         </w:rPr>
         <w:t>Pascal KOVE</w:t>
       </w:r>
-      <w:bookmarkStart w:id="10" w:name="_GoBack"/>
-      <w:bookmarkEnd w:id="10"/>
       <w:r>
         <w:rPr>
           <w:rFonts w:hint="default" w:ascii="Times New Roman" w:hAnsi="Times New Roman" w:cs="Times New Roman"/>
@@ -291,17 +290,23 @@
           <w:szCs w:val="24"/>
           <w:highlight w:val="none"/>
         </w:rPr>
-        <w:t>Me Afiavi S. do REGO-d’Almeida, Notaire à Lomé, en date du 19 Août 2022</w:t>
-      </w:r>
-      <w:r>
-        <w:rPr>
-          <w:rFonts w:hint="default" w:ascii="Times New Roman" w:hAnsi="Times New Roman" w:cs="Times New Roman"/>
-          <w:sz w:val="24"/>
-          <w:szCs w:val="24"/>
-          <w:highlight w:val="none"/>
-        </w:rPr>
-        <w:t xml:space="preserve">, </w:t>
-      </w:r>
+        <w:t>Me Afiavi S. do REGO-d’Almeida, Notaire à Lomé</w:t>
+      </w:r>
+      <w:r>
+        <w:rPr>
+          <w:rFonts w:hint="default" w:ascii="Times New Roman" w:hAnsi="Times New Roman" w:cs="Times New Roman"/>
+          <w:bCs/>
+          <w:iCs/>
+          <w:color w:val="111111"/>
+          <w:sz w:val="24"/>
+          <w:szCs w:val="24"/>
+          <w:highlight w:val="none"/>
+          <w:lang w:val="en-US"/>
+        </w:rPr>
+        <w:t>,</w:t>
+      </w:r>
+      <w:bookmarkStart w:id="10" w:name="_GoBack"/>
+      <w:bookmarkEnd w:id="10"/>
     </w:p>
     <w:p>
       <w:pPr>

--- a/document_templates/Contracts-deferral/individual_business/contract_individual_business.docx
+++ b/document_templates/Contracts-deferral/individual_business/contract_individual_business.docx
@@ -305,8 +305,6 @@
         </w:rPr>
         <w:t>,</w:t>
       </w:r>
-      <w:bookmarkStart w:id="10" w:name="_GoBack"/>
-      <w:bookmarkEnd w:id="10"/>
     </w:p>
     <w:p>
       <w:pPr>
@@ -2087,23 +2085,42 @@
         </w:rPr>
         <w:tab/>
       </w:r>
-      <w:r>
-        <w:rPr>
-          <w:rFonts w:hint="default" w:ascii="Times New Roman" w:hAnsi="Times New Roman" w:cs="Times New Roman"/>
-          <w:b/>
-          <w:sz w:val="24"/>
-          <w:szCs w:val="24"/>
-        </w:rPr>
-        <w:t>Prime d’assurance</w:t>
-      </w:r>
-      <w:r>
-        <w:rPr>
-          <w:rFonts w:hint="default" w:ascii="Times New Roman" w:hAnsi="Times New Roman" w:cs="Times New Roman"/>
-          <w:b/>
-          <w:sz w:val="24"/>
-          <w:szCs w:val="24"/>
-          <w:shd w:val="clear" w:fill="auto"/>
-          <w:lang w:val="en-US"/>
+      <w:bookmarkStart w:id="10" w:name="_GoBack"/>
+      <w:bookmarkEnd w:id="10"/>
+      <w:r>
+        <w:rPr>
+          <w:rFonts w:hint="default" w:ascii="Times New Roman" w:hAnsi="Times New Roman" w:cs="Times New Roman"/>
+          <w:b/>
+          <w:sz w:val="24"/>
+          <w:szCs w:val="24"/>
+        </w:rPr>
+        <w:t>${insurance}</w:t>
+      </w:r>
+    </w:p>
+    <w:p>
+      <w:pPr>
+        <w:tabs>
+          <w:tab w:val="left" w:pos="708"/>
+          <w:tab w:val="left" w:pos="1416"/>
+          <w:tab w:val="left" w:pos="2124"/>
+          <w:tab w:val="left" w:pos="2748"/>
+          <w:tab w:val="left" w:pos="3708"/>
+        </w:tabs>
+        <w:spacing w:line="240" w:lineRule="auto"/>
+        <w:jc w:val="both"/>
+        <w:rPr>
+          <w:rFonts w:hint="default" w:ascii="Times New Roman" w:hAnsi="Times New Roman" w:cs="Times New Roman"/>
+          <w:b/>
+          <w:sz w:val="24"/>
+          <w:szCs w:val="24"/>
+        </w:rPr>
+      </w:pPr>
+      <w:r>
+        <w:rPr>
+          <w:rFonts w:hint="default" w:ascii="Times New Roman" w:hAnsi="Times New Roman" w:cs="Times New Roman"/>
+          <w:b/>
+          <w:sz w:val="24"/>
+          <w:szCs w:val="24"/>
         </w:rPr>
         <w:tab/>
       </w:r>
@@ -2113,8 +2130,15 @@
           <w:b/>
           <w:sz w:val="24"/>
           <w:szCs w:val="24"/>
-          <w:shd w:val="clear" w:fill="auto"/>
-          <w:lang w:val="en-US"/>
+        </w:rPr>
+        <w:t xml:space="preserve">${key} </w:t>
+      </w:r>
+      <w:r>
+        <w:rPr>
+          <w:rFonts w:hint="default" w:ascii="Times New Roman" w:hAnsi="Times New Roman" w:cs="Times New Roman"/>
+          <w:b/>
+          <w:sz w:val="24"/>
+          <w:szCs w:val="24"/>
         </w:rPr>
         <w:tab/>
       </w:r>
@@ -2124,8 +2148,6 @@
           <w:b/>
           <w:sz w:val="24"/>
           <w:szCs w:val="24"/>
-          <w:shd w:val="clear" w:fill="auto"/>
-          <w:lang w:val="en-US"/>
         </w:rPr>
         <w:tab/>
       </w:r>
@@ -2136,26 +2158,53 @@
           <w:sz w:val="24"/>
           <w:szCs w:val="24"/>
         </w:rPr>
-        <w:t xml:space="preserve">: </w:t>
-      </w:r>
-      <w:r>
-        <w:rPr>
-          <w:rFonts w:hint="default" w:ascii="Times New Roman" w:hAnsi="Times New Roman" w:cs="Times New Roman"/>
-          <w:b/>
-          <w:sz w:val="24"/>
-          <w:szCs w:val="24"/>
-          <w:lang w:val="en-US"/>
-        </w:rPr>
-        <w:t>S</w:t>
-      </w:r>
-      <w:r>
-        <w:rPr>
-          <w:rFonts w:hint="default" w:ascii="Times New Roman" w:hAnsi="Times New Roman" w:cs="Times New Roman"/>
-          <w:b/>
-          <w:sz w:val="24"/>
-          <w:szCs w:val="24"/>
-        </w:rPr>
-        <w:t>elon la grille de l’assureur</w:t>
+        <w:tab/>
+      </w:r>
+      <w:r>
+        <w:rPr>
+          <w:rFonts w:hint="default" w:ascii="Times New Roman" w:hAnsi="Times New Roman" w:cs="Times New Roman"/>
+          <w:b/>
+          <w:sz w:val="24"/>
+          <w:szCs w:val="24"/>
+        </w:rPr>
+        <w:t>:  ${value}</w:t>
+      </w:r>
+    </w:p>
+    <w:p>
+      <w:pPr>
+        <w:tabs>
+          <w:tab w:val="left" w:pos="708"/>
+          <w:tab w:val="left" w:pos="1416"/>
+          <w:tab w:val="left" w:pos="2124"/>
+          <w:tab w:val="left" w:pos="2748"/>
+          <w:tab w:val="left" w:pos="3708"/>
+        </w:tabs>
+        <w:spacing w:line="240" w:lineRule="auto"/>
+        <w:jc w:val="both"/>
+        <w:rPr>
+          <w:rFonts w:hint="default" w:ascii="Times New Roman" w:hAnsi="Times New Roman" w:cs="Times New Roman"/>
+          <w:b/>
+          <w:sz w:val="24"/>
+          <w:szCs w:val="24"/>
+        </w:rPr>
+      </w:pPr>
+      <w:r>
+        <w:rPr>
+          <w:rFonts w:hint="default" w:ascii="Times New Roman" w:hAnsi="Times New Roman" w:cs="Times New Roman"/>
+          <w:b/>
+          <w:sz w:val="24"/>
+          <w:szCs w:val="24"/>
+        </w:rPr>
+        <w:tab/>
+      </w:r>
+      <w:r>
+        <w:rPr>
+          <w:rFonts w:hint="default" w:ascii="Times New Roman" w:hAnsi="Times New Roman" w:cs="Times New Roman"/>
+          <w:b/>
+          <w:sz w:val="24"/>
+          <w:szCs w:val="24"/>
+        </w:rPr>
+        <w:t>${/insurance}</w:t>
       </w:r>
     </w:p>
     <w:p>

--- a/document_templates/Contracts-deferral/individual_business/contract_individual_business.docx
+++ b/document_templates/Contracts-deferral/individual_business/contract_individual_business.docx
@@ -2073,6 +2073,7 @@
           <w:b/>
           <w:sz w:val="24"/>
           <w:szCs w:val="24"/>
+          <w:lang w:val="en-US"/>
         </w:rPr>
       </w:pPr>
       <w:r>
@@ -2085,14 +2086,13 @@
         </w:rPr>
         <w:tab/>
       </w:r>
-      <w:bookmarkStart w:id="10" w:name="_GoBack"/>
-      <w:bookmarkEnd w:id="10"/>
-      <w:r>
-        <w:rPr>
-          <w:rFonts w:hint="default" w:ascii="Times New Roman" w:hAnsi="Times New Roman" w:cs="Times New Roman"/>
-          <w:b/>
-          <w:sz w:val="24"/>
-          <w:szCs w:val="24"/>
+      <w:r>
+        <w:rPr>
+          <w:rFonts w:hint="default" w:ascii="Times New Roman" w:hAnsi="Times New Roman" w:cs="Times New Roman"/>
+          <w:b/>
+          <w:sz w:val="24"/>
+          <w:szCs w:val="24"/>
+          <w:lang w:val="en-US"/>
         </w:rPr>
         <w:t>${insurance}</w:t>
       </w:r>
@@ -2113,14 +2113,16 @@
           <w:b/>
           <w:sz w:val="24"/>
           <w:szCs w:val="24"/>
-        </w:rPr>
-      </w:pPr>
-      <w:r>
-        <w:rPr>
-          <w:rFonts w:hint="default" w:ascii="Times New Roman" w:hAnsi="Times New Roman" w:cs="Times New Roman"/>
-          <w:b/>
-          <w:sz w:val="24"/>
-          <w:szCs w:val="24"/>
+          <w:lang w:val="en-US"/>
+        </w:rPr>
+      </w:pPr>
+      <w:r>
+        <w:rPr>
+          <w:rFonts w:hint="default" w:ascii="Times New Roman" w:hAnsi="Times New Roman" w:cs="Times New Roman"/>
+          <w:b/>
+          <w:sz w:val="24"/>
+          <w:szCs w:val="24"/>
+          <w:lang w:val="en-US"/>
         </w:rPr>
         <w:tab/>
       </w:r>
@@ -2130,6 +2132,7 @@
           <w:b/>
           <w:sz w:val="24"/>
           <w:szCs w:val="24"/>
+          <w:lang w:val="en-US"/>
         </w:rPr>
         <w:t xml:space="preserve">${key} </w:t>
       </w:r>
@@ -2139,6 +2142,7 @@
           <w:b/>
           <w:sz w:val="24"/>
           <w:szCs w:val="24"/>
+          <w:lang w:val="en-US"/>
         </w:rPr>
         <w:tab/>
       </w:r>
@@ -2148,6 +2152,7 @@
           <w:b/>
           <w:sz w:val="24"/>
           <w:szCs w:val="24"/>
+          <w:lang w:val="en-US"/>
         </w:rPr>
         <w:tab/>
       </w:r>
@@ -2157,6 +2162,7 @@
           <w:b/>
           <w:sz w:val="24"/>
           <w:szCs w:val="24"/>
+          <w:lang w:val="en-US"/>
         </w:rPr>
         <w:tab/>
       </w:r>
@@ -2166,8 +2172,21 @@
           <w:b/>
           <w:sz w:val="24"/>
           <w:szCs w:val="24"/>
-        </w:rPr>
-        <w:t>:  ${value}</w:t>
+          <w:lang w:val="en-US"/>
+        </w:rPr>
+        <w:t xml:space="preserve">: </w:t>
+      </w:r>
+      <w:bookmarkStart w:id="10" w:name="_GoBack"/>
+      <w:bookmarkEnd w:id="10"/>
+      <w:r>
+        <w:rPr>
+          <w:rFonts w:hint="default" w:ascii="Times New Roman" w:hAnsi="Times New Roman" w:cs="Times New Roman"/>
+          <w:b/>
+          <w:sz w:val="24"/>
+          <w:szCs w:val="24"/>
+          <w:lang w:val="en-US"/>
+        </w:rPr>
+        <w:t>${value}</w:t>
       </w:r>
     </w:p>
     <w:p>
@@ -2180,20 +2199,22 @@
           <w:tab w:val="left" w:pos="3708"/>
         </w:tabs>
         <w:spacing w:line="240" w:lineRule="auto"/>
-        <w:jc w:val="both"/>
-        <w:rPr>
-          <w:rFonts w:hint="default" w:ascii="Times New Roman" w:hAnsi="Times New Roman" w:cs="Times New Roman"/>
-          <w:b/>
-          <w:sz w:val="24"/>
-          <w:szCs w:val="24"/>
-        </w:rPr>
-      </w:pPr>
-      <w:r>
-        <w:rPr>
-          <w:rFonts w:hint="default" w:ascii="Times New Roman" w:hAnsi="Times New Roman" w:cs="Times New Roman"/>
-          <w:b/>
-          <w:sz w:val="24"/>
-          <w:szCs w:val="24"/>
+        <w:rPr>
+          <w:rFonts w:hint="default" w:ascii="Times New Roman" w:hAnsi="Times New Roman" w:cs="Times New Roman"/>
+          <w:b/>
+          <w:sz w:val="24"/>
+          <w:szCs w:val="24"/>
+          <w:shd w:val="clear" w:fill="auto"/>
+          <w:lang w:val="en-US"/>
+        </w:rPr>
+      </w:pPr>
+      <w:r>
+        <w:rPr>
+          <w:rFonts w:hint="default" w:ascii="Times New Roman" w:hAnsi="Times New Roman" w:cs="Times New Roman"/>
+          <w:b/>
+          <w:sz w:val="24"/>
+          <w:szCs w:val="24"/>
+          <w:lang w:val="en-US"/>
         </w:rPr>
         <w:tab/>
       </w:r>
@@ -2203,6 +2224,7 @@
           <w:b/>
           <w:sz w:val="24"/>
           <w:szCs w:val="24"/>
+          <w:lang w:val="en-US"/>
         </w:rPr>
         <w:t>${/insurance}</w:t>
       </w:r>
@@ -2244,37 +2266,7 @@
           <w:szCs w:val="24"/>
           <w:lang w:val="en-US"/>
         </w:rPr>
-        <w:t>${line_risk_premium_percentage}</w:t>
-      </w:r>
-      <w:r>
-        <w:rPr>
-          <w:rFonts w:hint="default" w:ascii="Times New Roman" w:hAnsi="Times New Roman" w:cs="Times New Roman"/>
-          <w:b/>
-          <w:sz w:val="24"/>
-          <w:szCs w:val="24"/>
-          <w:lang w:val="en-US"/>
-        </w:rPr>
-        <w:tab/>
-      </w:r>
-      <w:r>
-        <w:rPr>
-          <w:rFonts w:hint="default" w:ascii="Times New Roman" w:hAnsi="Times New Roman" w:cs="Times New Roman"/>
-          <w:b/>
-          <w:sz w:val="24"/>
-          <w:szCs w:val="24"/>
-          <w:lang w:val="en-US"/>
-        </w:rPr>
-        <w:tab/>
-      </w:r>
-      <w:r>
-        <w:rPr>
-          <w:rFonts w:hint="default" w:ascii="Times New Roman" w:hAnsi="Times New Roman" w:cs="Times New Roman"/>
-          <w:b/>
-          <w:sz w:val="24"/>
-          <w:szCs w:val="24"/>
-          <w:lang w:val="en-US"/>
-        </w:rPr>
-        <w:t>${line_risk_premium_percentage_value}</w:t>
+        <w:t>${riskPremiumPercentage}</w:t>
       </w:r>
     </w:p>
     <w:p>
@@ -2293,7 +2285,6 @@
           <w:b/>
           <w:sz w:val="24"/>
           <w:szCs w:val="24"/>
-          <w:highlight w:val="none"/>
           <w:lang w:val="en-US"/>
         </w:rPr>
       </w:pPr>
@@ -2313,18 +2304,16 @@
           <w:b/>
           <w:sz w:val="24"/>
           <w:szCs w:val="24"/>
-          <w:shd w:val="clear" w:fill="auto"/>
-          <w:lang w:val="en-US"/>
-        </w:rPr>
-        <w:t>${line_review_bonus}</w:t>
-      </w:r>
-      <w:r>
-        <w:rPr>
-          <w:rFonts w:hint="default" w:ascii="Times New Roman" w:hAnsi="Times New Roman" w:cs="Times New Roman"/>
-          <w:b/>
-          <w:sz w:val="24"/>
-          <w:szCs w:val="24"/>
-          <w:shd w:val="clear" w:fill="auto"/>
+          <w:lang w:val="en-US"/>
+        </w:rPr>
+        <w:t xml:space="preserve">${key} </w:t>
+      </w:r>
+      <w:r>
+        <w:rPr>
+          <w:rFonts w:hint="default" w:ascii="Times New Roman" w:hAnsi="Times New Roman" w:cs="Times New Roman"/>
+          <w:b/>
+          <w:sz w:val="24"/>
+          <w:szCs w:val="24"/>
           <w:lang w:val="en-US"/>
         </w:rPr>
         <w:tab/>
@@ -2335,7 +2324,6 @@
           <w:b/>
           <w:sz w:val="24"/>
           <w:szCs w:val="24"/>
-          <w:shd w:val="clear" w:fill="auto"/>
           <w:lang w:val="en-US"/>
         </w:rPr>
         <w:tab/>
@@ -2346,10 +2334,197 @@
           <w:b/>
           <w:sz w:val="24"/>
           <w:szCs w:val="24"/>
-          <w:shd w:val="clear" w:fill="auto"/>
-          <w:lang w:val="en-US"/>
-        </w:rPr>
-        <w:t>${line_review_bonus_value}</w:t>
+          <w:lang w:val="en-US"/>
+        </w:rPr>
+        <w:t>: ${value}</w:t>
+      </w:r>
+    </w:p>
+    <w:p>
+      <w:pPr>
+        <w:tabs>
+          <w:tab w:val="left" w:pos="708"/>
+          <w:tab w:val="left" w:pos="1416"/>
+          <w:tab w:val="left" w:pos="2124"/>
+          <w:tab w:val="left" w:pos="2748"/>
+          <w:tab w:val="left" w:pos="3708"/>
+        </w:tabs>
+        <w:spacing w:line="240" w:lineRule="auto"/>
+        <w:rPr>
+          <w:rFonts w:hint="default" w:ascii="Times New Roman" w:hAnsi="Times New Roman" w:cs="Times New Roman"/>
+          <w:b/>
+          <w:sz w:val="24"/>
+          <w:szCs w:val="24"/>
+          <w:lang w:val="en-US"/>
+        </w:rPr>
+      </w:pPr>
+      <w:r>
+        <w:rPr>
+          <w:rFonts w:hint="default" w:ascii="Times New Roman" w:hAnsi="Times New Roman" w:cs="Times New Roman"/>
+          <w:b/>
+          <w:sz w:val="24"/>
+          <w:szCs w:val="24"/>
+          <w:lang w:val="en-US"/>
+        </w:rPr>
+        <w:tab/>
+      </w:r>
+      <w:r>
+        <w:rPr>
+          <w:rFonts w:hint="default" w:ascii="Times New Roman" w:hAnsi="Times New Roman" w:cs="Times New Roman"/>
+          <w:b/>
+          <w:sz w:val="24"/>
+          <w:szCs w:val="24"/>
+          <w:lang w:val="en-US"/>
+        </w:rPr>
+        <w:t>${/riskPremiumPercentage}</w:t>
+      </w:r>
+    </w:p>
+    <w:p>
+      <w:pPr>
+        <w:tabs>
+          <w:tab w:val="left" w:pos="708"/>
+          <w:tab w:val="left" w:pos="1416"/>
+          <w:tab w:val="left" w:pos="2124"/>
+          <w:tab w:val="left" w:pos="2748"/>
+          <w:tab w:val="left" w:pos="3708"/>
+        </w:tabs>
+        <w:spacing w:line="240" w:lineRule="auto"/>
+        <w:jc w:val="both"/>
+        <w:rPr>
+          <w:rFonts w:hint="default" w:ascii="Times New Roman" w:hAnsi="Times New Roman" w:cs="Times New Roman"/>
+          <w:b/>
+          <w:sz w:val="24"/>
+          <w:szCs w:val="24"/>
+          <w:lang w:val="en-US"/>
+        </w:rPr>
+      </w:pPr>
+      <w:r>
+        <w:rPr>
+          <w:rFonts w:hint="default" w:ascii="Times New Roman" w:hAnsi="Times New Roman" w:cs="Times New Roman"/>
+          <w:b/>
+          <w:sz w:val="24"/>
+          <w:szCs w:val="24"/>
+          <w:lang w:val="en-US"/>
+        </w:rPr>
+        <w:tab/>
+      </w:r>
+      <w:r>
+        <w:rPr>
+          <w:rFonts w:hint="default" w:ascii="Times New Roman" w:hAnsi="Times New Roman" w:cs="Times New Roman"/>
+          <w:b/>
+          <w:sz w:val="24"/>
+          <w:szCs w:val="24"/>
+          <w:lang w:val="en-US"/>
+        </w:rPr>
+        <w:t>${reviewBonus}</w:t>
+      </w:r>
+    </w:p>
+    <w:p>
+      <w:pPr>
+        <w:tabs>
+          <w:tab w:val="left" w:pos="708"/>
+          <w:tab w:val="left" w:pos="1416"/>
+          <w:tab w:val="left" w:pos="2124"/>
+          <w:tab w:val="left" w:pos="2748"/>
+          <w:tab w:val="left" w:pos="3708"/>
+        </w:tabs>
+        <w:spacing w:line="240" w:lineRule="auto"/>
+        <w:jc w:val="both"/>
+        <w:rPr>
+          <w:rFonts w:hint="default" w:ascii="Times New Roman" w:hAnsi="Times New Roman" w:cs="Times New Roman"/>
+          <w:b/>
+          <w:sz w:val="24"/>
+          <w:szCs w:val="24"/>
+          <w:lang w:val="en-US"/>
+        </w:rPr>
+      </w:pPr>
+      <w:r>
+        <w:rPr>
+          <w:rFonts w:hint="default" w:ascii="Times New Roman" w:hAnsi="Times New Roman" w:cs="Times New Roman"/>
+          <w:b/>
+          <w:sz w:val="24"/>
+          <w:szCs w:val="24"/>
+          <w:lang w:val="en-US"/>
+        </w:rPr>
+        <w:tab/>
+      </w:r>
+      <w:r>
+        <w:rPr>
+          <w:rFonts w:hint="default" w:ascii="Times New Roman" w:hAnsi="Times New Roman" w:cs="Times New Roman"/>
+          <w:b/>
+          <w:sz w:val="24"/>
+          <w:szCs w:val="24"/>
+          <w:lang w:val="en-US"/>
+        </w:rPr>
+        <w:t xml:space="preserve">${key} </w:t>
+      </w:r>
+      <w:r>
+        <w:rPr>
+          <w:rFonts w:hint="default" w:ascii="Times New Roman" w:hAnsi="Times New Roman" w:cs="Times New Roman"/>
+          <w:b/>
+          <w:sz w:val="24"/>
+          <w:szCs w:val="24"/>
+          <w:lang w:val="en-US"/>
+        </w:rPr>
+        <w:tab/>
+      </w:r>
+      <w:r>
+        <w:rPr>
+          <w:rFonts w:hint="default" w:ascii="Times New Roman" w:hAnsi="Times New Roman" w:cs="Times New Roman"/>
+          <w:b/>
+          <w:sz w:val="24"/>
+          <w:szCs w:val="24"/>
+          <w:lang w:val="en-US"/>
+        </w:rPr>
+        <w:tab/>
+      </w:r>
+      <w:r>
+        <w:rPr>
+          <w:rFonts w:hint="default" w:ascii="Times New Roman" w:hAnsi="Times New Roman" w:cs="Times New Roman"/>
+          <w:b/>
+          <w:sz w:val="24"/>
+          <w:szCs w:val="24"/>
+          <w:lang w:val="en-US"/>
+        </w:rPr>
+        <w:t>: ${value}</w:t>
+      </w:r>
+    </w:p>
+    <w:p>
+      <w:pPr>
+        <w:tabs>
+          <w:tab w:val="left" w:pos="708"/>
+          <w:tab w:val="left" w:pos="1416"/>
+          <w:tab w:val="left" w:pos="2124"/>
+          <w:tab w:val="left" w:pos="2748"/>
+          <w:tab w:val="left" w:pos="3708"/>
+        </w:tabs>
+        <w:spacing w:line="240" w:lineRule="auto"/>
+        <w:rPr>
+          <w:rFonts w:hint="default" w:ascii="Times New Roman" w:hAnsi="Times New Roman" w:cs="Times New Roman"/>
+          <w:b/>
+          <w:sz w:val="24"/>
+          <w:szCs w:val="24"/>
+          <w:lang w:val="en-US"/>
+        </w:rPr>
+      </w:pPr>
+      <w:r>
+        <w:rPr>
+          <w:rFonts w:hint="default" w:ascii="Times New Roman" w:hAnsi="Times New Roman" w:cs="Times New Roman"/>
+          <w:b/>
+          <w:sz w:val="24"/>
+          <w:szCs w:val="24"/>
+          <w:lang w:val="en-US"/>
+        </w:rPr>
+        <w:tab/>
+      </w:r>
+      <w:r>
+        <w:rPr>
+          <w:rFonts w:hint="default" w:ascii="Times New Roman" w:hAnsi="Times New Roman" w:cs="Times New Roman"/>
+          <w:b/>
+          <w:sz w:val="24"/>
+          <w:szCs w:val="24"/>
+          <w:lang w:val="en-US"/>
+        </w:rPr>
+        <w:t>${/reviewBonus}</w:t>
       </w:r>
     </w:p>
     <w:p>

--- a/document_templates/Contracts-deferral/individual_business/contract_individual_business.docx
+++ b/document_templates/Contracts-deferral/individual_business/contract_individual_business.docx
@@ -98,17 +98,19 @@
           <w:szCs w:val="24"/>
           <w:highlight w:val="none"/>
         </w:rPr>
-        <w:t xml:space="preserve">, Société Anonyme avec Conseil d’Administration au capital de  500 000 000 FCFA, immatriculée au Registre du Commerce et du Crédit Mobilier du TOGO, sous le numéro initial TOGO-LOME TG-LOM 2018 B2536, Agrément </w:t>
-      </w:r>
-      <w:r>
-        <w:rPr>
-          <w:rFonts w:hint="default" w:ascii="Times New Roman" w:hAnsi="Times New Roman" w:cs="Times New Roman"/>
-          <w:sz w:val="24"/>
-          <w:szCs w:val="24"/>
-          <w:highlight w:val="none"/>
-        </w:rPr>
-        <w:t>Numéro 36 et inscrite sur la liste de l’APSFD sous le numéro T/1/GFLM/2019/257A</w:t>
-      </w:r>
+        <w:t xml:space="preserve">, Société Anonyme avec Conseil d’Administration au capital de  500 000 000 FCFA, immatriculée au Registre du Commerce et du Crédit Mobilier du TOGO, sous le numéro initial </w:t>
+      </w:r>
+      <w:r>
+        <w:rPr>
+          <w:rFonts w:hint="default" w:ascii="Times New Roman" w:hAnsi="Times New Roman" w:cs="Times New Roman"/>
+          <w:color w:val="000000"/>
+          <w:sz w:val="24"/>
+          <w:szCs w:val="24"/>
+        </w:rPr>
+        <w:t>TG-LFW-01-2022-44-0713, Agrément Numéro 36/MF/SG/CAS-IMEC et inscrite sur la liste de l’APSFD sous le numéro T/1/GFLM/2019/257A</w:t>
+      </w:r>
+      <w:bookmarkStart w:id="10" w:name="_GoBack"/>
+      <w:bookmarkEnd w:id="10"/>
       <w:r>
         <w:rPr>
           <w:rFonts w:hint="default" w:ascii="Times New Roman" w:hAnsi="Times New Roman" w:cs="Times New Roman"/>
@@ -2174,19 +2176,7 @@
           <w:szCs w:val="24"/>
           <w:lang w:val="en-US"/>
         </w:rPr>
-        <w:t xml:space="preserve">: </w:t>
-      </w:r>
-      <w:bookmarkStart w:id="10" w:name="_GoBack"/>
-      <w:bookmarkEnd w:id="10"/>
-      <w:r>
-        <w:rPr>
-          <w:rFonts w:hint="default" w:ascii="Times New Roman" w:hAnsi="Times New Roman" w:cs="Times New Roman"/>
-          <w:b/>
-          <w:sz w:val="24"/>
-          <w:szCs w:val="24"/>
-          <w:lang w:val="en-US"/>
-        </w:rPr>
-        <w:t>${value}</w:t>
+        <w:t>: ${value}</w:t>
       </w:r>
     </w:p>
     <w:p>

--- a/document_templates/Contracts-deferral/individual_business/contract_individual_business.docx
+++ b/document_templates/Contracts-deferral/individual_business/contract_individual_business.docx
@@ -98,7 +98,7 @@
           <w:szCs w:val="24"/>
           <w:highlight w:val="none"/>
         </w:rPr>
-        <w:t xml:space="preserve">, Société Anonyme avec Conseil d’Administration au capital de  500 000 000 FCFA, immatriculée au Registre du Commerce et du Crédit Mobilier du TOGO, sous le numéro initial </w:t>
+        <w:t xml:space="preserve">, Société Anonyme avec Conseil d’Administration au capital de  1 500 000 000 FCFA, immatriculée au Registre du Commerce et du Crédit Mobilier du TOGO, sous le numéro initial </w:t>
       </w:r>
       <w:r>
         <w:rPr>
@@ -107,10 +107,8 @@
           <w:sz w:val="24"/>
           <w:szCs w:val="24"/>
         </w:rPr>
-        <w:t>TG-LFW-01-2022-44-0713, Agrément Numéro 36/MF/SG/CAS-IMEC et inscrite sur la liste de l’APSFD sous le numéro T/1/GFLM/2019/257A</w:t>
-      </w:r>
-      <w:bookmarkStart w:id="10" w:name="_GoBack"/>
-      <w:bookmarkEnd w:id="10"/>
+        <w:t>TG-LFW-01-2025-M-12369, Agrément Numéro 36/MF/SG/CAS-IMEC et inscrite sur la liste de l’APSFD sous le numéro T/1/GFLM/2019/257A</w:t>
+      </w:r>
       <w:r>
         <w:rPr>
           <w:rFonts w:hint="default" w:ascii="Times New Roman" w:hAnsi="Times New Roman" w:cs="Times New Roman"/>
@@ -191,8 +189,10 @@
           <w:szCs w:val="24"/>
           <w:highlight w:val="none"/>
         </w:rPr>
-        <w:t>Pascal KOVE</w:t>
-      </w:r>
+        <w:t>Kossi Mawuli KOVE</w:t>
+      </w:r>
+      <w:bookmarkStart w:id="10" w:name="_GoBack"/>
+      <w:bookmarkEnd w:id="10"/>
       <w:r>
         <w:rPr>
           <w:rFonts w:hint="default" w:ascii="Times New Roman" w:hAnsi="Times New Roman" w:cs="Times New Roman"/>

--- a/document_templates/Contracts-deferral/individual_business/contract_individual_business.docx
+++ b/document_templates/Contracts-deferral/individual_business/contract_individual_business.docx
@@ -191,8 +191,6 @@
         </w:rPr>
         <w:t>Kossi Mawuli KOVE</w:t>
       </w:r>
-      <w:bookmarkStart w:id="10" w:name="_GoBack"/>
-      <w:bookmarkEnd w:id="10"/>
       <w:r>
         <w:rPr>
           <w:rFonts w:hint="default" w:ascii="Times New Roman" w:hAnsi="Times New Roman" w:cs="Times New Roman"/>
@@ -3906,6 +3904,34 @@
     </w:p>
     <w:p>
       <w:pPr>
+        <w:spacing w:line="240" w:lineRule="auto"/>
+        <w:jc w:val="both"/>
+        <w:rPr>
+          <w:rFonts w:hint="default" w:ascii="Times New Roman" w:hAnsi="Times New Roman" w:cs="Times New Roman"/>
+          <w:sz w:val="24"/>
+          <w:szCs w:val="24"/>
+        </w:rPr>
+      </w:pPr>
+      <w:r>
+        <w:rPr>
+          <w:rFonts w:hint="default" w:ascii="Times New Roman" w:hAnsi="Times New Roman" w:cs="Times New Roman"/>
+          <w:sz w:val="24"/>
+          <w:szCs w:val="24"/>
+          <w:lang w:val="en-US"/>
+        </w:rPr>
+        <w:t>8</w:t>
+      </w:r>
+      <w:r>
+        <w:rPr>
+          <w:rFonts w:hint="default" w:ascii="Times New Roman" w:hAnsi="Times New Roman" w:cs="Times New Roman"/>
+          <w:sz w:val="24"/>
+          <w:szCs w:val="24"/>
+        </w:rPr>
+        <w:t>.2 Le taux d'intérêt appliqué sera majoré d’une pénalité de l'échéance due plus un montant forfaitaire suivant les conditions tarifaires en vigueur.</w:t>
+      </w:r>
+    </w:p>
+    <w:p>
+      <w:pPr>
         <w:shd w:val="clear"/>
         <w:spacing w:line="240" w:lineRule="auto"/>
         <w:jc w:val="both"/>
@@ -3913,15 +3939,13 @@
           <w:rFonts w:hint="default" w:ascii="Times New Roman" w:hAnsi="Times New Roman" w:cs="Times New Roman"/>
           <w:sz w:val="24"/>
           <w:szCs w:val="24"/>
-          <w:highlight w:val="none"/>
-        </w:rPr>
-      </w:pPr>
-      <w:r>
-        <w:rPr>
-          <w:rFonts w:hint="default" w:ascii="Times New Roman" w:hAnsi="Times New Roman" w:cs="Times New Roman"/>
-          <w:sz w:val="24"/>
-          <w:szCs w:val="24"/>
-          <w:highlight w:val="none"/>
+        </w:rPr>
+      </w:pPr>
+      <w:r>
+        <w:rPr>
+          <w:rFonts w:hint="default" w:ascii="Times New Roman" w:hAnsi="Times New Roman" w:cs="Times New Roman"/>
+          <w:sz w:val="24"/>
+          <w:szCs w:val="24"/>
           <w:lang w:val="en-US"/>
         </w:rPr>
         <w:t>8</w:t>
@@ -3931,9 +3955,8 @@
           <w:rFonts w:hint="default" w:ascii="Times New Roman" w:hAnsi="Times New Roman" w:cs="Times New Roman"/>
           <w:sz w:val="24"/>
           <w:szCs w:val="24"/>
-          <w:highlight w:val="none"/>
-        </w:rPr>
-        <w:t>.2 Le taux d'intérêt appliqué sera majoré de 0,3% de l'échéance due plus un montant de 1000F forfaitaire. Il sera appliqué dès le 1er jour de retard, étant considéré que dès le 1er jour, le mois entier sera dû</w:t>
+        </w:rPr>
+        <w:t xml:space="preserve">.3 Les intérêts, et ce compris les intérêts de retard, porteront eux-mêmes intérêt au taux de pénalité en vigueur s'ils sont dus pour une année entière. </w:t>
       </w:r>
     </w:p>
     <w:p>
@@ -3948,38 +3971,8 @@
           <w:highlight w:val="none"/>
         </w:rPr>
       </w:pPr>
-      <w:r>
-        <w:rPr>
-          <w:rFonts w:hint="default" w:ascii="Times New Roman" w:hAnsi="Times New Roman" w:cs="Times New Roman"/>
-          <w:sz w:val="24"/>
-          <w:szCs w:val="24"/>
-          <w:highlight w:val="none"/>
-          <w:lang w:val="en-US"/>
-        </w:rPr>
-        <w:t>8</w:t>
-      </w:r>
-      <w:r>
-        <w:rPr>
-          <w:rFonts w:hint="default" w:ascii="Times New Roman" w:hAnsi="Times New Roman" w:cs="Times New Roman"/>
-          <w:sz w:val="24"/>
-          <w:szCs w:val="24"/>
-          <w:highlight w:val="none"/>
-        </w:rPr>
-        <w:t>.3 Les intérêts, et ce compris les intérêts de retard, porteront eux-mêmes intérêt au taux défini au présent article s'ils sont dus pour une année entière.</w:t>
-      </w:r>
-    </w:p>
-    <w:p>
-      <w:pPr>
-        <w:shd w:val="clear"/>
-        <w:spacing w:line="240" w:lineRule="auto"/>
-        <w:jc w:val="both"/>
-        <w:rPr>
-          <w:rFonts w:hint="default" w:ascii="Times New Roman" w:hAnsi="Times New Roman" w:cs="Times New Roman"/>
-          <w:sz w:val="24"/>
-          <w:szCs w:val="24"/>
-          <w:highlight w:val="none"/>
-        </w:rPr>
-      </w:pPr>
+      <w:bookmarkStart w:id="10" w:name="_GoBack"/>
+      <w:bookmarkEnd w:id="10"/>
       <w:r>
         <w:rPr>
           <w:rFonts w:hint="default" w:ascii="Times New Roman" w:hAnsi="Times New Roman" w:cs="Times New Roman"/>

--- a/document_templates/Contracts-deferral/individual_business/contract_individual_business.docx
+++ b/document_templates/Contracts-deferral/individual_business/contract_individual_business.docx
@@ -434,7 +434,30 @@
           <w:highlight w:val="none"/>
           <w:shd w:val="clear"/>
         </w:rPr>
-        <w:t>}, de nationalité ${representative_nationality} domicilié à ${representative_home_address} et titulaire d’un(e) ${representative_type_of_identity_document} ${representative_number_of_identity_document} délivrée le ${representative_date_of_issue_of_identity_document</w:t>
+        <w:t>}, de nationalité ${representative_nationality} domicilié à ${representative_home_address} et titulaire d’un(e) ${representative_type_of_identity_document} ${representative_number_of_identity_document}</w:t>
+      </w:r>
+      <w:r>
+        <w:rPr>
+          <w:rFonts w:hint="default" w:ascii="Times New Roman" w:hAnsi="Times New Roman" w:cs="Times New Roman"/>
+          <w:sz w:val="24"/>
+          <w:szCs w:val="24"/>
+          <w:highlight w:val="none"/>
+          <w:shd w:val="clear"/>
+          <w:lang w:val="fr-FR"/>
+        </w:rPr>
+        <w:t xml:space="preserve"> </w:t>
+      </w:r>
+      <w:bookmarkStart w:id="10" w:name="_GoBack"/>
+      <w:bookmarkEnd w:id="10"/>
+      <w:r>
+        <w:rPr>
+          <w:rFonts w:hint="default" w:ascii="Times New Roman" w:hAnsi="Times New Roman" w:cs="Times New Roman"/>
+          <w:sz w:val="24"/>
+          <w:szCs w:val="24"/>
+          <w:highlight w:val="none"/>
+          <w:shd w:val="clear"/>
+        </w:rPr>
+        <w:t>${representative_date_of_issue_of_identity_document</w:t>
       </w:r>
       <w:r>
         <w:rPr>
@@ -3971,8 +3994,6 @@
           <w:highlight w:val="none"/>
         </w:rPr>
       </w:pPr>
-      <w:bookmarkStart w:id="10" w:name="_GoBack"/>
-      <w:bookmarkEnd w:id="10"/>
       <w:r>
         <w:rPr>
           <w:rFonts w:hint="default" w:ascii="Times New Roman" w:hAnsi="Times New Roman" w:cs="Times New Roman"/>

--- a/document_templates/Contracts-deferral/individual_business/contract_individual_business.docx
+++ b/document_templates/Contracts-deferral/individual_business/contract_individual_business.docx
@@ -447,8 +447,6 @@
         </w:rPr>
         <w:t xml:space="preserve"> </w:t>
       </w:r>
-      <w:bookmarkStart w:id="10" w:name="_GoBack"/>
-      <w:bookmarkEnd w:id="10"/>
       <w:r>
         <w:rPr>
           <w:rFonts w:hint="default" w:ascii="Times New Roman" w:hAnsi="Times New Roman" w:cs="Times New Roman"/>
@@ -3950,8 +3948,10 @@
           <w:sz w:val="24"/>
           <w:szCs w:val="24"/>
         </w:rPr>
-        <w:t>.2 Le taux d'intérêt appliqué sera majoré d’une pénalité de l'échéance due plus un montant forfaitaire suivant les conditions tarifaires en vigueur.</w:t>
-      </w:r>
+        <w:t>.2 En cas d’impayé sur ce présent crédit, les pénalités inscrites sur nos conditions de banque affichées dans nos agences seront appliquées.</w:t>
+      </w:r>
+      <w:bookmarkStart w:id="10" w:name="_GoBack"/>
+      <w:bookmarkEnd w:id="10"/>
     </w:p>
     <w:p>
       <w:pPr>
